--- a/Plan_Projektu.docx
+++ b/Plan_Projektu.docx
@@ -117,9 +117,17 @@
     </w:p>
     <w:p>
       <w:r>
+        <w:t>- Zaprojektowanie interfejsu graficznego.</w:t>
+      </w:r>
+    </w:p>
+    <w:p>
+      <w:r>
         <w:t>-</w:t>
       </w:r>
       <w:r>
+        <w:t xml:space="preserve"> </w:t>
+      </w:r>
+      <w:r>
         <w:t>Opracowanie</w:t>
       </w:r>
       <w:r>
@@ -149,17 +157,6 @@
       </w:r>
       <w:r>
         <w:t>Zaimplementowanie logiki i mechanizmów makao</w:t>
-      </w:r>
-      <w:r>
-        <w:t>.</w:t>
-      </w:r>
-    </w:p>
-    <w:p>
-      <w:r>
-        <w:t xml:space="preserve">- </w:t>
-      </w:r>
-      <w:r>
-        <w:t>Zaimplementowanie chatu w grach do komunikacji między graczami</w:t>
       </w:r>
       <w:r>
         <w:t>.</w:t>
@@ -171,6 +168,17 @@
         <w:t xml:space="preserve">- </w:t>
       </w:r>
       <w:r>
+        <w:t>Zaimplementowanie chatu w grach do komunikacji między graczami</w:t>
+      </w:r>
+      <w:r>
+        <w:t>.</w:t>
+      </w:r>
+    </w:p>
+    <w:p>
+      <w:r>
+        <w:t xml:space="preserve">- </w:t>
+      </w:r>
+      <w:r>
         <w:t>Stworzenie m</w:t>
       </w:r>
       <w:r>
@@ -186,12 +194,33 @@
         <w:t>, jak i również możliwości wyświetlenia statystyk rozegranych gier i historii rozegranych gier</w:t>
       </w:r>
       <w:r>
+        <w:t>, w tym zaprojektowanie systemu przechowywania informacji o tym w plikach</w:t>
+      </w:r>
+      <w:r>
         <w:t>.</w:t>
       </w:r>
     </w:p>
     <w:p>
       <w:r>
-        <w:t xml:space="preserve">- Stworzenie botów, które będą potrafiły </w:t>
+        <w:t xml:space="preserve">- Stworzenie </w:t>
+      </w:r>
+      <w:r>
+        <w:t>bota do pokera</w:t>
+      </w:r>
+      <w:r>
+        <w:t>, któr</w:t>
+      </w:r>
+      <w:r>
+        <w:t>y</w:t>
+      </w:r>
+      <w:r>
+        <w:t xml:space="preserve"> będ</w:t>
+      </w:r>
+      <w:r>
+        <w:t xml:space="preserve">zie </w:t>
+      </w:r>
+      <w:r>
+        <w:t xml:space="preserve">potrafił </w:t>
       </w:r>
       <w:r>
         <w:t>obliczać kolejny ruch i rywalizować z graczem w podanych grach</w:t>
@@ -202,6 +231,11 @@
     </w:p>
     <w:p>
       <w:r>
+        <w:t>- Stworzenie bota do makao, który będzie potrafił obliczać kolejny ruch i rywalizować z graczem w podanych grach.</w:t>
+      </w:r>
+    </w:p>
+    <w:p>
+      <w:r>
         <w:t xml:space="preserve">- </w:t>
       </w:r>
       <w:r>
@@ -214,6 +248,9 @@
     <w:p>
       <w:r>
         <w:t>- Napisanie testów uwzględniających standardowe rozgrywki jak i graniczne przypadki</w:t>
+      </w:r>
+      <w:r>
+        <w:t>.</w:t>
       </w:r>
     </w:p>
     <w:p/>
@@ -293,8 +330,6 @@
       </w:r>
       <w:r>
         <w:br/>
-      </w:r>
-      <w:r>
         <w:t>- Zaimplementowanie logiki i mechanizmów makao.</w:t>
       </w:r>
     </w:p>
@@ -304,14 +339,10 @@
       </w:r>
       <w:r>
         <w:br/>
-      </w:r>
-      <w:r>
         <w:t>- Zaimplementowanie chatu w grach do komunikacji między graczami.</w:t>
       </w:r>
       <w:r>
         <w:br/>
-      </w:r>
-      <w:r>
         <w:t>- Stworzenie możliwości wyświetlenia zasad gry w pokera i w makao, jak i również możliwości wyświetlenia statystyk rozegranych gier i historii rozegranych gier.</w:t>
       </w:r>
     </w:p>
@@ -328,15 +359,7 @@
       </w:r>
       <w:r>
         <w:br/>
-      </w:r>
-      <w:r>
-        <w:t xml:space="preserve">- Stworzenie botów do </w:t>
-      </w:r>
-      <w:r>
-        <w:t>makao</w:t>
-      </w:r>
-      <w:r>
-        <w:t xml:space="preserve"> na zasadzie Monte Carlo potrafiących obliczać kolejne ruchy i rywalizować z graczem.</w:t>
+        <w:t>- Stworzenie botów do makao na zasadzie Monte Carlo potrafiących obliczać kolejne ruchy i rywalizować z graczem.</w:t>
       </w:r>
     </w:p>
     <w:p>
@@ -345,8 +368,6 @@
       </w:r>
       <w:r>
         <w:br/>
-      </w:r>
-      <w:r>
         <w:t>- Zaimplementowanie przyjaznego użytkownikowi GUI wraz z możliwościami modyfikacji jego stylistyki.</w:t>
       </w:r>
     </w:p>
@@ -356,8 +377,6 @@
       </w:r>
       <w:r>
         <w:br/>
-      </w:r>
-      <w:r>
         <w:t>- Napisanie testów uwzględniających standardowe rozgrywki jak i graniczne przypadki</w:t>
       </w:r>
     </w:p>
@@ -365,6 +384,7 @@
     <w:p/>
     <w:p>
       <w:r>
+        <w:lastRenderedPageBreak/>
         <w:t>Mechanizmy monitoringu i raportowania</w:t>
       </w:r>
       <w:r>
@@ -381,7 +401,6 @@
     </w:p>
     <w:p>
       <w:r>
-        <w:lastRenderedPageBreak/>
         <w:t>- Synchronizacja prac odbywa się na połączeniach wideo na platformie Messenger oraz wiadomości tekstowych na niej.</w:t>
       </w:r>
     </w:p>
@@ -401,10 +420,6 @@
     </w:sectPr>
   </w:body>
 </w:document>
-</file>
-
-<file path=word/numbering.xml><?xml version="1.0" encoding="utf-8"?>
-<w:numbering xmlns:wpc="http://schemas.microsoft.com/office/word/2010/wordprocessingCanvas" xmlns:cx="http://schemas.microsoft.com/office/drawing/2014/chartex" xmlns:cx1="http://schemas.microsoft.com/office/drawing/2015/9/8/chartex" xmlns:cx2="http://schemas.microsoft.com/office/drawing/2015/10/21/chartex" xmlns:cx3="http://schemas.microsoft.com/office/drawing/2016/5/9/chartex" xmlns:cx4="http://schemas.microsoft.com/office/drawing/2016/5/10/chartex" xmlns:cx5="http://schemas.microsoft.com/office/drawing/2016/5/11/chartex" xmlns:cx6="http://schemas.microsoft.com/office/drawing/2016/5/12/chartex" xmlns:cx7="http://schemas.microsoft.com/office/drawing/2016/5/13/chartex" xmlns:cx8="http://schemas.microsoft.com/office/drawing/2016/5/14/chartex" xmlns:mc="http://schemas.openxmlformats.org/markup-compatibility/2006" xmlns:aink="http://schemas.microsoft.com/office/drawing/2016/ink" xmlns:am3d="http://schemas.microsoft.com/office/drawing/2017/model3d" xmlns:o="urn:schemas-microsoft-com:office:office" xmlns:oel="http://schemas.microsoft.com/office/2019/extlst" xmlns:r="http://schemas.openxmlformats.org/officeDocument/2006/relationships" xmlns:m="http://schemas.openxmlformats.org/officeDocument/2006/math" xmlns:v="urn:schemas-microsoft-com:vml" xmlns:wp14="http://schemas.microsoft.com/office/word/2010/wordprocessingDrawing" xmlns:wp="http://schemas.openxmlformats.org/drawingml/2006/wordprocessingDrawing" xmlns:w10="urn:schemas-microsoft-com:office:word" xmlns:w="http://schemas.openxmlformats.org/wordprocessingml/2006/main" xmlns:w14="http://schemas.microsoft.com/office/word/2010/wordml" xmlns:w15="http://schemas.microsoft.com/office/word/2012/wordml" xmlns:w16cex="http://schemas.microsoft.com/office/word/2018/wordml/cex" xmlns:w16cid="http://schemas.microsoft.com/office/word/2016/wordml/cid" xmlns:w16="http://schemas.microsoft.com/office/word/2018/wordml" xmlns:w16du="http://schemas.microsoft.com/office/word/2023/wordml/word16du" xmlns:w16sdtdh="http://schemas.microsoft.com/office/word/2020/wordml/sdtdatahash" xmlns:w16sdtfl="http://schemas.microsoft.com/office/word/2024/wordml/sdtformatlock" xmlns:w16se="http://schemas.microsoft.com/office/word/2015/wordml/symex" xmlns:wpg="http://schemas.microsoft.com/office/word/2010/wordprocessingGroup" xmlns:wpi="http://schemas.microsoft.com/office/word/2010/wordprocessingInk" xmlns:wne="http://schemas.microsoft.com/office/word/2006/wordml" xmlns:wps="http://schemas.microsoft.com/office/word/2010/wordprocessingShape" mc:Ignorable="w14 w15 w16se w16cid w16 w16cex w16sdtdh w16sdtfl w16du wp14"/>
 </file>
 
 <file path=word/styles.xml><?xml version="1.0" encoding="utf-8"?>
